--- a/vvdn/protocols/i2c/README.docx
+++ b/vvdn/protocols/i2c/README.docx
@@ -3316,6 +3316,8 @@
               <w:br/>
               <w:t>├── i2c-frame-and-protocol-analysis.md (.docx)     # Frame format, bit timing, 7/10-bit addressing, packet sequences</w:t>
               <w:br/>
+              <w:t>├── i2c-circuit-and-hardware-connections.md (.docx)# Schematics: Master/Slaves, MOSFET level-shifter, TCA9548A, P82B715</w:t>
+              <w:br/>
               <w:t>└── i2c-timing-calculations-and-hardware.md (.docx)# AC timing specs, pull-up math, PCB design, RCA troubleshooting</w:t>
             </w:r>
           </w:p>
@@ -3616,7 +3618,77 @@
           <w:sz w:val="24"/>
           <w:u w:val="single"/>
         </w:rPr>
-        <w:t>3. Timing Calculations &amp; Hardware Engineering</w:t>
+        <w:t>3. Hardware Connections &amp; Circuit Schematics</w:t>
+      </w:r>
+    </w:p>
+    <w:p>
+      <w:pPr>
+        <w:pStyle w:val="ListBullet"/>
+        <w:spacing w:after="40"/>
+        <w:ind w:left="360"/>
+      </w:pPr>
+      <w:r>
+        <w:rPr>
+          <w:color w:val="282C34"/>
+          <w:sz w:val="21"/>
+        </w:rPr>
+        <w:t>Complete schematic for Multi-Target bus with Master MCU, EEPROM, and sensor.</w:t>
+      </w:r>
+    </w:p>
+    <w:p>
+      <w:pPr>
+        <w:pStyle w:val="ListBullet"/>
+        <w:spacing w:after="40"/>
+        <w:ind w:left="360"/>
+      </w:pPr>
+      <w:r>
+        <w:rPr>
+          <w:color w:val="282C34"/>
+          <w:sz w:val="21"/>
+        </w:rPr>
+        <w:t>3.3V to 5V bidirectional MOSFET level shifter (BSS138/2N7002) circuit analysis.</w:t>
+      </w:r>
+    </w:p>
+    <w:p>
+      <w:pPr>
+        <w:pStyle w:val="ListBullet"/>
+        <w:spacing w:after="40"/>
+        <w:ind w:left="360"/>
+      </w:pPr>
+      <w:r>
+        <w:rPr>
+          <w:color w:val="282C34"/>
+          <w:sz w:val="21"/>
+        </w:rPr>
+        <w:t>TCA9548A / PCA9548A 8-channel I2C multiplexer circuit for address conflict resolution.</w:t>
+      </w:r>
+    </w:p>
+    <w:p>
+      <w:pPr>
+        <w:pStyle w:val="ListBullet"/>
+        <w:spacing w:after="40"/>
+        <w:ind w:left="360"/>
+      </w:pPr>
+      <w:r>
+        <w:rPr>
+          <w:color w:val="282C34"/>
+          <w:sz w:val="21"/>
+        </w:rPr>
+        <w:t>P82B715 / P82B96 high-drive buffer circuit for long-distance cables up to 50 meters.</w:t>
+      </w:r>
+    </w:p>
+    <w:p>
+      <w:pPr>
+        <w:spacing w:before="160" w:after="80"/>
+      </w:pPr>
+      <w:r>
+        <w:rPr>
+          <w:b/>
+          <w:color w:val="0066CC"/>
+          <w:sz w:val="24"/>
+          <w:u w:val="single"/>
+        </w:rPr>
+        <w:t>4. Timing Calculations &amp; Hardware Engineering</w:t>
       </w:r>
     </w:p>
     <w:p>

--- a/vvdn/protocols/i2c/README.docx
+++ b/vvdn/protocols/i2c/README.docx
@@ -103,7 +103,7 @@
           <w:color w:val="282C34"/>
           <w:sz w:val="21"/>
         </w:rPr>
-        <w:t>$I^2C$</w:t>
+        <w:t>I^2C</w:t>
       </w:r>
       <w:r>
         <w:rPr>
@@ -321,22 +321,7 @@
           <w:color w:val="282C34"/>
           <w:sz w:val="21"/>
         </w:rPr>
-        <w:t xml:space="preserve">: Drivers can only pull lines LOW to Ground or release them to High-Z (tri-state). Passive external pull-up resistors pull lines up to </w:t>
-      </w:r>
-      <w:r>
-        <w:rPr>
-          <w:i/>
-          <w:color w:val="145AA0"/>
-          <w:sz w:val="21"/>
-        </w:rPr>
-        <w:t>V_{DD</w:t>
-      </w:r>
-      <w:r>
-        <w:rPr>
-          <w:color w:val="282C34"/>
-          <w:sz w:val="21"/>
-        </w:rPr>
-        <w:t xml:space="preserve">, creating a physical </w:t>
+        <w:t xml:space="preserve">: Drivers can only pull lines LOW to Ground or release them to High-Z (tri-state). Passive external pull-up resistors pull lines up to V_DD, creating a physical </w:t>
       </w:r>
       <w:r>
         <w:rPr>
@@ -373,22 +358,7 @@
           <w:color w:val="282C34"/>
           <w:sz w:val="21"/>
         </w:rPr>
-        <w:t>: Eliminates physical Chip Select (</w:t>
-      </w:r>
-      <w:r>
-        <w:rPr>
-          <w:i/>
-          <w:color w:val="145AA0"/>
-          <w:sz w:val="21"/>
-        </w:rPr>
-        <w:t>\overline{CS</w:t>
-      </w:r>
-      <w:r>
-        <w:rPr>
-          <w:color w:val="282C34"/>
-          <w:sz w:val="21"/>
-        </w:rPr>
-        <w:t>) pins. Every peripheral has a unique 7-bit (or optional 10-bit) address transmitted over the SDA line.</w:t>
+        <w:t>: Eliminates physical Chip Select (NOT(CS)) pins. Every peripheral has a unique 7-bit (or optional 10-bit) address transmitted over the SDA line.</w:t>
       </w:r>
     </w:p>
     <w:p>
@@ -639,24 +609,7 @@
                 <w:color w:val="FFFFFF"/>
                 <w:sz w:val="19"/>
               </w:rPr>
-              <w:t>Max Bus Capacitance (</w:t>
-            </w:r>
-            <w:r>
-              <w:rPr>
-                <w:b/>
-                <w:i/>
-                <w:color w:val="145AA0"/>
-                <w:sz w:val="19"/>
-              </w:rPr>
-              <w:t>C_b</w:t>
-            </w:r>
-            <w:r>
-              <w:rPr>
-                <w:b/>
-                <w:color w:val="FFFFFF"/>
-                <w:sz w:val="19"/>
-              </w:rPr>
-              <w:t>)</w:t>
+              <w:t>Max Bus Capacitance (C_b)</w:t>
             </w:r>
           </w:p>
         </w:tc>
@@ -1111,22 +1064,7 @@
                 <w:color w:val="282C34"/>
                 <w:sz w:val="18"/>
               </w:rPr>
-              <w:t xml:space="preserve">550 pF (high drive </w:t>
-            </w:r>
-            <w:r>
-              <w:rPr>
-                <w:i/>
-                <w:color w:val="145AA0"/>
-                <w:sz w:val="18"/>
-              </w:rPr>
-              <w:t>I_{OL=20\,mA</w:t>
-            </w:r>
-            <w:r>
-              <w:rPr>
-                <w:color w:val="282C34"/>
-                <w:sz w:val="18"/>
-              </w:rPr>
-              <w:t>)</w:t>
+              <w:t>550 pF (high drive I_OL=20 mA)</w:t>
             </w:r>
           </w:p>
         </w:tc>
@@ -2739,22 +2677,7 @@
                 <w:color w:val="282C34"/>
                 <w:sz w:val="18"/>
               </w:rPr>
-              <w:t>Termination resistors (</w:t>
-            </w:r>
-            <w:r>
-              <w:rPr>
-                <w:i/>
-                <w:color w:val="145AA0"/>
-                <w:sz w:val="18"/>
-              </w:rPr>
-              <w:t>120\,\Omega</w:t>
-            </w:r>
-            <w:r>
-              <w:rPr>
-                <w:color w:val="282C34"/>
-                <w:sz w:val="18"/>
-              </w:rPr>
-              <w:t>)</w:t>
+              <w:t>Termination resistors (120 Ω)</w:t>
             </w:r>
           </w:p>
         </w:tc>
@@ -3505,22 +3428,7 @@
           <w:color w:val="282C34"/>
           <w:sz w:val="21"/>
         </w:rPr>
-        <w:t>Repeated START (</w:t>
-      </w:r>
-      <w:r>
-        <w:rPr>
-          <w:i/>
-          <w:color w:val="145AA0"/>
-          <w:sz w:val="21"/>
-        </w:rPr>
-        <w:t>S_r</w:t>
-      </w:r>
-      <w:r>
-        <w:rPr>
-          <w:color w:val="282C34"/>
-          <w:sz w:val="21"/>
-        </w:rPr>
-        <w:t>) condition and atomic bus transfers.</w:t>
+        <w:t>Repeated START (S_r) condition and atomic bus transfers.</w:t>
       </w:r>
     </w:p>
     <w:p>
@@ -3716,97 +3624,7 @@
           <w:color w:val="282C34"/>
           <w:sz w:val="21"/>
         </w:rPr>
-        <w:t xml:space="preserve">Mathematical derivation and calculation of </w:t>
-      </w:r>
-      <w:r>
-        <w:rPr>
-          <w:i/>
-          <w:color w:val="145AA0"/>
-          <w:sz w:val="21"/>
-        </w:rPr>
-        <w:t>R_{p(min)</w:t>
-      </w:r>
-      <w:r>
-        <w:rPr>
-          <w:color w:val="282C34"/>
-          <w:sz w:val="21"/>
-        </w:rPr>
-        <w:t xml:space="preserve"> and </w:t>
-      </w:r>
-      <w:r>
-        <w:rPr>
-          <w:i/>
-          <w:color w:val="145AA0"/>
-          <w:sz w:val="21"/>
-        </w:rPr>
-        <w:t>R_{p(max)</w:t>
-      </w:r>
-      <w:r>
-        <w:rPr>
-          <w:color w:val="282C34"/>
-          <w:sz w:val="21"/>
-        </w:rPr>
-        <w:t xml:space="preserve"> based on bus capacitance (</w:t>
-      </w:r>
-      <w:r>
-        <w:rPr>
-          <w:i/>
-          <w:color w:val="145AA0"/>
-          <w:sz w:val="21"/>
-        </w:rPr>
-        <w:t>C_b</w:t>
-      </w:r>
-      <w:r>
-        <w:rPr>
-          <w:color w:val="282C34"/>
-          <w:sz w:val="21"/>
-        </w:rPr>
-        <w:t>), supply voltage (</w:t>
-      </w:r>
-      <w:r>
-        <w:rPr>
-          <w:i/>
-          <w:color w:val="145AA0"/>
-          <w:sz w:val="21"/>
-        </w:rPr>
-        <w:t>V_{DD</w:t>
-      </w:r>
-      <w:r>
-        <w:rPr>
-          <w:color w:val="282C34"/>
-          <w:sz w:val="21"/>
-        </w:rPr>
-        <w:t>), rise time (</w:t>
-      </w:r>
-      <w:r>
-        <w:rPr>
-          <w:i/>
-          <w:color w:val="145AA0"/>
-          <w:sz w:val="21"/>
-        </w:rPr>
-        <w:t>t_r</w:t>
-      </w:r>
-      <w:r>
-        <w:rPr>
-          <w:color w:val="282C34"/>
-          <w:sz w:val="21"/>
-        </w:rPr>
-        <w:t>), and sink current (</w:t>
-      </w:r>
-      <w:r>
-        <w:rPr>
-          <w:i/>
-          <w:color w:val="145AA0"/>
-          <w:sz w:val="21"/>
-        </w:rPr>
-        <w:t>I_{OL</w:t>
-      </w:r>
-      <w:r>
-        <w:rPr>
-          <w:color w:val="282C34"/>
-          <w:sz w:val="21"/>
-        </w:rPr>
-        <w:t>).</w:t>
+        <w:t>Mathematical derivation and calculation of R_p(min) and R_p(max) based on bus capacitance (C_b), supply voltage (V_DD), rise time (t_r), and sink current (I_OL).</w:t>
       </w:r>
     </w:p>
     <w:p>
@@ -3820,22 +3638,7 @@
           <w:color w:val="282C34"/>
           <w:sz w:val="21"/>
         </w:rPr>
-        <w:t>PCB routing guidelines, track-to-track crosstalk isolation, series damping resistors (</w:t>
-      </w:r>
-      <w:r>
-        <w:rPr>
-          <w:i/>
-          <w:color w:val="145AA0"/>
-          <w:sz w:val="21"/>
-        </w:rPr>
-        <w:t>R_s</w:t>
-      </w:r>
-      <w:r>
-        <w:rPr>
-          <w:color w:val="282C34"/>
-          <w:sz w:val="21"/>
-        </w:rPr>
-        <w:t>), and bus capacitance budgeting.</w:t>
+        <w:t>PCB routing guidelines, track-to-track crosstalk isolation, series damping resistors (R_s), and bus capacitance budgeting.</w:t>
       </w:r>
     </w:p>
     <w:p>
